--- a/DreamGrid Service.docx
+++ b/DreamGrid Service.docx
@@ -131,11 +131,9 @@
     </w:p>
     <w:p>
       <w:r>
-        <w:t>You must remove the service to disable it. There is also a checkbox in Setup-Settings-</w:t>
-      </w:r>
-      <w:r>
-        <w:t>Restart to disable or enable the service.</w:t>
-      </w:r>
+        <w:t>You must remove the service to disable it. Use the Service menu at the top of the main DreamGrid window, which has Start DreamGrid Service, Restart, Stop, Delete Service, and Console.</w:t>
+      </w:r>
+      <w:r/>
     </w:p>
     <w:p>
       <w:r>
@@ -194,14 +192,10 @@
     </w:p>
     <w:p>
       <w:r>
-        <w:t xml:space="preserve">If you click the checkbox to turn off the service, it re-enables some essential foreground things, and when you click [Start], </w:t>
-      </w:r>
-      <w:r>
-        <w:t xml:space="preserve">DreamGrid </w:t>
-      </w:r>
-      <w:r>
-        <w:t>will boot the foreground DOS boxes, as usual.</w:t>
-      </w:r>
+        <w:t>Once the service is deleted, the essential foreground things are re-enabled, and when you click [Start], DreamGrid will boot the foreground DOS boxes, as usual.</w:t>
+      </w:r>
+      <w:r/>
+      <w:r/>
     </w:p>
     <w:p>
       <w:pPr>
@@ -339,17 +333,11 @@
     </w:p>
     <w:p>
       <w:r>
-        <w:t>DreamGridInstallService.bat</w:t>
-      </w:r>
-      <w:r>
-        <w:t xml:space="preserve"> will i</w:t>
-      </w:r>
-      <w:r>
-        <w:t>nstall</w:t>
-      </w:r>
-      <w:r>
-        <w:t xml:space="preserve"> the service</w:t>
-      </w:r>
+        <w:t>Use the Service menu's Start DreamGrid Service item to install and start the service.</w:t>
+      </w:r>
+      <w:r/>
+      <w:r/>
+      <w:r/>
     </w:p>
     <w:p>
       <w:r>
